--- a/website/public/notes/lab-03-advanced-detection-tuning.docx
+++ b/website/public/notes/lab-03-advanced-detection-tuning.docx
@@ -1112,6 +1112,1224 @@
         <w:t>MITRE ATT&amp;CK</w:t>
       </w:r>
     </w:p>
+    <w:p>
+      <w:pPr>
+        <w:pageBreakBefore/>
+        <w:spacing w:before="0" w:after="20" w:line="240" w:lineRule="auto"/>
+        <w:jc w:val="right"/>
+      </w:pPr>
+      <w:r>
+        <w:rPr>
+          <w:rFonts w:ascii="Comic Neue" w:hAnsi="Comic Neue" w:eastAsia="Comic Neue"/>
+          <w:b/>
+          <w:i/>
+          <w:color w:val="688097"/>
+          <w:sz w:val="15"/>
+        </w:rPr>
+        <w:t>OPENCYBERPATH FIELD NOTEBOOK - MATCHED EXTERNAL PRACTICE</w:t>
+      </w:r>
+    </w:p>
+    <w:p>
+      <w:pPr>
+        <w:keepNext/>
+        <w:spacing w:before="100" w:after="80" w:line="240" w:lineRule="auto"/>
+      </w:pPr>
+      <w:r>
+        <w:rPr>
+          <w:rFonts w:ascii="Comic Neue" w:hAnsi="Comic Neue" w:eastAsia="Comic Neue"/>
+          <w:b/>
+          <w:i/>
+          <w:color w:val="087F8C"/>
+          <w:sz w:val="34"/>
+        </w:rPr>
+        <w:t>A real lab for these notes</w:t>
+      </w:r>
+    </w:p>
+    <w:p>
+      <w:pPr>
+        <w:spacing w:before="0" w:after="80" w:line="240" w:lineRule="auto"/>
+      </w:pPr>
+      <w:r>
+        <w:rPr>
+          <w:rFonts w:ascii="Comic Neue" w:hAnsi="Comic Neue" w:eastAsia="Comic Neue"/>
+          <w:b w:val="0"/>
+          <w:i w:val="0"/>
+          <w:color w:val="24344D"/>
+          <w:sz w:val="20"/>
+        </w:rPr>
+        <w:t>Topic: Tune detection rules, compare false positives, and validate on a fixed sample. These pages connect the existing OpenCyberPath notes to specific provider-hosted exercises. The card label is intentionally generic; the exact task name and direct URL are listed here so you can open the right exercise instead of a whole catalogue.</w:t>
+      </w:r>
+    </w:p>
+    <w:p>
+      <w:pPr>
+        <w:keepNext/>
+        <w:spacing w:before="40" w:after="80" w:line="240" w:lineRule="auto"/>
+      </w:pPr>
+      <w:r>
+        <w:rPr>
+          <w:rFonts w:ascii="Comic Neue" w:hAnsi="Comic Neue" w:eastAsia="Comic Neue"/>
+          <w:b/>
+          <w:i/>
+          <w:color w:val="B34778"/>
+          <w:sz w:val="25"/>
+        </w:rPr>
+        <w:t>Concept checkpoints</w:t>
+      </w:r>
+    </w:p>
+    <w:p>
+      <w:pPr>
+        <w:pStyle w:val="ListBullet"/>
+        <w:spacing w:before="0" w:after="40" w:line="240" w:lineRule="auto"/>
+      </w:pPr>
+      <w:r>
+        <w:rPr>
+          <w:rFonts w:ascii="Comic Neue" w:hAnsi="Comic Neue" w:eastAsia="Comic Neue"/>
+          <w:b w:val="0"/>
+          <w:i w:val="0"/>
+          <w:color w:val="283A50"/>
+          <w:sz w:val="19"/>
+        </w:rPr>
+        <w:t>Change one condition at a time and keep a record of the baseline.</w:t>
+      </w:r>
+    </w:p>
+    <w:p>
+      <w:pPr>
+        <w:pStyle w:val="ListBullet"/>
+        <w:spacing w:before="0" w:after="40" w:line="240" w:lineRule="auto"/>
+      </w:pPr>
+      <w:r>
+        <w:rPr>
+          <w:rFonts w:ascii="Comic Neue" w:hAnsi="Comic Neue" w:eastAsia="Comic Neue"/>
+          <w:b w:val="0"/>
+          <w:i w:val="0"/>
+          <w:color w:val="283A50"/>
+          <w:sz w:val="19"/>
+        </w:rPr>
+        <w:t>A narrow process-name match can miss variants such as pwsh.exe.</w:t>
+      </w:r>
+    </w:p>
+    <w:p>
+      <w:pPr>
+        <w:pStyle w:val="ListBullet"/>
+        <w:spacing w:before="0" w:after="40" w:line="240" w:lineRule="auto"/>
+      </w:pPr>
+      <w:r>
+        <w:rPr>
+          <w:rFonts w:ascii="Comic Neue" w:hAnsi="Comic Neue" w:eastAsia="Comic Neue"/>
+          <w:b w:val="0"/>
+          <w:i w:val="0"/>
+          <w:color w:val="283A50"/>
+          <w:sz w:val="19"/>
+        </w:rPr>
+        <w:t>Broadening a rule changes the false-positive/false-negative trade-off.</w:t>
+      </w:r>
+    </w:p>
+    <w:p>
+      <w:pPr>
+        <w:pStyle w:val="ListBullet"/>
+        <w:spacing w:before="0" w:after="40" w:line="240" w:lineRule="auto"/>
+      </w:pPr>
+      <w:r>
+        <w:rPr>
+          <w:rFonts w:ascii="Comic Neue" w:hAnsi="Comic Neue" w:eastAsia="Comic Neue"/>
+          <w:b w:val="0"/>
+          <w:i w:val="0"/>
+          <w:color w:val="283A50"/>
+          <w:sz w:val="19"/>
+        </w:rPr>
+        <w:t>YARA rules should first be tested against intentionally provided sample fixtures, never unknown files.</w:t>
+      </w:r>
+    </w:p>
+    <w:p>
+      <w:pPr>
+        <w:keepNext/>
+        <w:spacing w:before="0" w:after="0" w:line="240" w:lineRule="auto"/>
+      </w:pPr>
+      <w:r>
+        <w:rPr>
+          <w:rFonts w:ascii="Comic Neue" w:hAnsi="Comic Neue" w:eastAsia="Comic Neue"/>
+          <w:b/>
+          <w:i w:val="0"/>
+          <w:color w:val="213A58"/>
+          <w:sz w:val="20"/>
+        </w:rPr>
+        <w:t xml:space="preserve">Yara Wizards  </w:t>
+      </w:r>
+      <w:r>
+        <w:rPr>
+          <w:rFonts w:ascii="Comic Neue" w:hAnsi="Comic Neue" w:eastAsia="Comic Neue"/>
+          <w:b w:val="0"/>
+          <w:i/>
+          <w:color w:val="007B89"/>
+          <w:sz w:val="17"/>
+        </w:rPr>
+        <w:t>[CyberDefenders]</w:t>
+      </w:r>
+    </w:p>
+    <w:p>
+      <w:pPr>
+        <w:spacing w:before="0" w:after="20" w:line="240" w:lineRule="auto"/>
+      </w:pPr>
+      <w:hyperlink r:id="rId11">
+        <w:r>
+          <w:rPr>
+            <w:color w:val="1465A8"/>
+            <w:u w:val="single"/>
+            <w:rFonts w:ascii="DejaVu Sans Mono" w:hAnsi="DejaVu Sans Mono" w:eastAsia="DejaVu Sans Mono"/>
+            <w:sz w:val="15"/>
+          </w:rPr>
+          <w:t>https://cyberdefenders.org/blueteam-ctf-challenges/yara-wizards/</w:t>
+        </w:r>
+      </w:hyperlink>
+    </w:p>
+    <w:p>
+      <w:pPr>
+        <w:spacing w:before="0" w:after="60" w:line="240" w:lineRule="auto"/>
+      </w:pPr>
+      <w:r>
+        <w:rPr>
+          <w:rFonts w:ascii="Comic Neue" w:hAnsi="Comic Neue" w:eastAsia="Comic Neue"/>
+          <w:b w:val="0"/>
+          <w:i/>
+          <w:color w:val="5E6D7E"/>
+          <w:sz w:val="17"/>
+        </w:rPr>
+        <w:t>Access note: Direct detection-engineering challenge page. Sign-in, downloadable sample files, and current access tier can vary; inspect the page before starting.</w:t>
+      </w:r>
+    </w:p>
+    <w:p>
+      <w:pPr>
+        <w:keepNext/>
+        <w:spacing w:before="0" w:after="0" w:line="240" w:lineRule="auto"/>
+      </w:pPr>
+      <w:r>
+        <w:rPr>
+          <w:rFonts w:ascii="Comic Neue" w:hAnsi="Comic Neue" w:eastAsia="Comic Neue"/>
+          <w:b/>
+          <w:i w:val="0"/>
+          <w:color w:val="213A58"/>
+          <w:sz w:val="20"/>
+        </w:rPr>
+        <w:t xml:space="preserve">Sigma 101  </w:t>
+      </w:r>
+      <w:r>
+        <w:rPr>
+          <w:rFonts w:ascii="Comic Neue" w:hAnsi="Comic Neue" w:eastAsia="Comic Neue"/>
+          <w:b w:val="0"/>
+          <w:i/>
+          <w:color w:val="007B89"/>
+          <w:sz w:val="17"/>
+        </w:rPr>
+        <w:t>[CyberDefenders]</w:t>
+      </w:r>
+    </w:p>
+    <w:p>
+      <w:pPr>
+        <w:spacing w:before="0" w:after="20" w:line="240" w:lineRule="auto"/>
+      </w:pPr>
+      <w:hyperlink r:id="rId12">
+        <w:r>
+          <w:rPr>
+            <w:color w:val="1465A8"/>
+            <w:u w:val="single"/>
+            <w:rFonts w:ascii="DejaVu Sans Mono" w:hAnsi="DejaVu Sans Mono" w:eastAsia="DejaVu Sans Mono"/>
+            <w:sz w:val="15"/>
+          </w:rPr>
+          <w:t>https://cyberdefenders.org/blueteam-ctf-challenges/sigma-101/</w:t>
+        </w:r>
+      </w:hyperlink>
+    </w:p>
+    <w:p>
+      <w:pPr>
+        <w:spacing w:before="0" w:after="60" w:line="240" w:lineRule="auto"/>
+      </w:pPr>
+      <w:r>
+        <w:rPr>
+          <w:rFonts w:ascii="Comic Neue" w:hAnsi="Comic Neue" w:eastAsia="Comic Neue"/>
+          <w:b w:val="0"/>
+          <w:i/>
+          <w:color w:val="5E6D7E"/>
+          <w:sz w:val="17"/>
+        </w:rPr>
+        <w:t>Access note: Direct challenge page for Sigma rules; check whether the current challenge is downloadable and what tools are required.</w:t>
+      </w:r>
+    </w:p>
+    <w:tbl>
+      <w:tblPr>
+        <w:tblW w:type="auto" w:w="0"/>
+        <w:jc w:val="center"/>
+        <w:tblLayout w:type="autofit"/>
+        <w:tblLook w:firstColumn="1" w:firstRow="1" w:lastColumn="0" w:lastRow="0" w:noHBand="0" w:noVBand="1" w:val="04A0"/>
+      </w:tblPr>
+      <w:tblGrid>
+        <w:gridCol w:w="10080"/>
+      </w:tblGrid>
+      <w:tr>
+        <w:tc>
+          <w:tcPr>
+            <w:tcW w:type="dxa" w:w="10080"/>
+            <w:shd w:fill="DDF4F2"/>
+            <w:tcMar>
+              <w:top w:w="90" w:type="dxa"/>
+              <w:start w:w="150" w:type="dxa"/>
+              <w:bottom w:w="90" w:type="dxa"/>
+              <w:end w:w="150" w:type="dxa"/>
+            </w:tcMar>
+          </w:tcPr>
+          <w:p>
+            <w:pPr>
+              <w:spacing w:before="0" w:after="0" w:line="240" w:lineRule="auto"/>
+            </w:pPr>
+            <w:r>
+              <w:rPr>
+                <w:rFonts w:ascii="Comic Neue" w:hAnsi="Comic Neue" w:eastAsia="Comic Neue"/>
+                <w:b/>
+                <w:i/>
+                <w:color w:val="087F8C"/>
+                <w:sz w:val="18"/>
+              </w:rPr>
+              <w:t xml:space="preserve">ACCESS CHECK  </w:t>
+            </w:r>
+            <w:r>
+              <w:rPr>
+                <w:rFonts w:ascii="Comic Neue" w:hAnsi="Comic Neue" w:eastAsia="Comic Neue"/>
+                <w:b w:val="0"/>
+                <w:i w:val="0"/>
+                <w:color w:val="2F3E50"/>
+                <w:sz w:val="18"/>
+              </w:rPr>
+              <w:t>Open the exact task page and verify the current login, account tier, VM launch button, free/paid terms, and any cost notes before starting. A provider may change availability or retire a challenge.</w:t>
+            </w:r>
+          </w:p>
+        </w:tc>
+      </w:tr>
+    </w:tbl>
+    <w:p>
+      <w:pPr>
+        <w:spacing w:after="0"/>
+      </w:pPr>
+    </w:p>
+    <w:p>
+      <w:pPr>
+        <w:keepNext/>
+        <w:spacing w:before="40" w:after="80" w:line="240" w:lineRule="auto"/>
+      </w:pPr>
+      <w:r>
+        <w:rPr>
+          <w:rFonts w:ascii="Comic Neue" w:hAnsi="Comic Neue" w:eastAsia="Comic Neue"/>
+          <w:b/>
+          <w:i/>
+          <w:color w:val="B34778"/>
+          <w:sz w:val="25"/>
+        </w:rPr>
+        <w:t>Before you click Start</w:t>
+      </w:r>
+    </w:p>
+    <w:p>
+      <w:pPr>
+        <w:pStyle w:val="ListBullet"/>
+        <w:spacing w:before="0" w:after="40" w:line="240" w:lineRule="auto"/>
+      </w:pPr>
+      <w:r>
+        <w:rPr>
+          <w:rFonts w:ascii="Comic Neue" w:hAnsi="Comic Neue" w:eastAsia="Comic Neue"/>
+          <w:b w:val="0"/>
+          <w:i w:val="0"/>
+          <w:color w:val="283A50"/>
+          <w:sz w:val="19"/>
+        </w:rPr>
+        <w:t>Write down the provider’s target/scope and use only the instance it creates for you.</w:t>
+      </w:r>
+    </w:p>
+    <w:p>
+      <w:pPr>
+        <w:pStyle w:val="ListBullet"/>
+        <w:spacing w:before="0" w:after="40" w:line="240" w:lineRule="auto"/>
+      </w:pPr>
+      <w:r>
+        <w:rPr>
+          <w:rFonts w:ascii="Comic Neue" w:hAnsi="Comic Neue" w:eastAsia="Comic Neue"/>
+          <w:b w:val="0"/>
+          <w:i w:val="0"/>
+          <w:color w:val="283A50"/>
+          <w:sz w:val="19"/>
+        </w:rPr>
+        <w:t>Keep this notebook beside the exercise. Use its original course data before trying commands on a local machine.</w:t>
+      </w:r>
+    </w:p>
+    <w:p>
+      <w:pPr>
+        <w:pStyle w:val="ListBullet"/>
+        <w:spacing w:before="0" w:after="40" w:line="240" w:lineRule="auto"/>
+      </w:pPr>
+      <w:r>
+        <w:rPr>
+          <w:rFonts w:ascii="Comic Neue" w:hAnsi="Comic Neue" w:eastAsia="Comic Neue"/>
+          <w:b w:val="0"/>
+          <w:i w:val="0"/>
+          <w:color w:val="283A50"/>
+          <w:sz w:val="19"/>
+        </w:rPr>
+        <w:t>Capture timestamps, filenames, row/packet IDs, and a short explanation; redact credentials, tokens, and personal data.</w:t>
+      </w:r>
+    </w:p>
+    <w:p>
+      <w:pPr>
+        <w:pStyle w:val="ListBullet"/>
+        <w:spacing w:before="0" w:after="40" w:line="240" w:lineRule="auto"/>
+      </w:pPr>
+      <w:r>
+        <w:rPr>
+          <w:rFonts w:ascii="Comic Neue" w:hAnsi="Comic Neue" w:eastAsia="Comic Neue"/>
+          <w:b w:val="0"/>
+          <w:i w:val="0"/>
+          <w:color w:val="283A50"/>
+          <w:sz w:val="19"/>
+        </w:rPr>
+        <w:t>If a page says retired, premium, or downloadable-only, use the alternative listed in the access note or return to the matching interactive lab above.</w:t>
+      </w:r>
+    </w:p>
+    <w:p>
+      <w:pPr>
+        <w:pageBreakBefore/>
+        <w:spacing w:before="0" w:after="20" w:line="240" w:lineRule="auto"/>
+        <w:jc w:val="right"/>
+      </w:pPr>
+      <w:r>
+        <w:rPr>
+          <w:rFonts w:ascii="Comic Neue" w:hAnsi="Comic Neue" w:eastAsia="Comic Neue"/>
+          <w:b/>
+          <w:i/>
+          <w:color w:val="688097"/>
+          <w:sz w:val="15"/>
+        </w:rPr>
+        <w:t>COMMAND NOTEBOOK - COPY ONE LINE AT A TIME</w:t>
+      </w:r>
+    </w:p>
+    <w:p>
+      <w:pPr>
+        <w:keepNext/>
+        <w:spacing w:before="100" w:after="80" w:line="240" w:lineRule="auto"/>
+      </w:pPr>
+      <w:r>
+        <w:rPr>
+          <w:rFonts w:ascii="Comic Neue" w:hAnsi="Comic Neue" w:eastAsia="Comic Neue"/>
+          <w:b/>
+          <w:i/>
+          <w:color w:val="087F8C"/>
+          <w:sz w:val="34"/>
+        </w:rPr>
+        <w:t>Commands you can explain</w:t>
+      </w:r>
+    </w:p>
+    <w:p>
+      <w:pPr>
+        <w:spacing w:before="0" w:after="80" w:line="240" w:lineRule="auto"/>
+      </w:pPr>
+      <w:r>
+        <w:rPr>
+          <w:rFonts w:ascii="Comic Neue" w:hAnsi="Comic Neue" w:eastAsia="Comic Neue"/>
+          <w:b/>
+          <w:i w:val="0"/>
+          <w:color w:val="8B4E24"/>
+          <w:sz w:val="19"/>
+        </w:rPr>
+        <w:t>Only test rules against the packaged training rows or files provided by the named challenge. No malware is required for this notebook.</w:t>
+      </w:r>
+    </w:p>
+    <w:p>
+      <w:pPr>
+        <w:spacing w:before="0" w:after="100" w:line="240" w:lineRule="auto"/>
+      </w:pPr>
+      <w:r>
+        <w:rPr>
+          <w:rFonts w:ascii="Comic Neue" w:hAnsi="Comic Neue" w:eastAsia="Comic Neue"/>
+          <w:b w:val="0"/>
+          <w:i/>
+          <w:color w:val="5A6C7E"/>
+          <w:sz w:val="18"/>
+        </w:rPr>
+        <w:t>First download the matching sample file(s) from the existing card when a command names one. Keep the data in a practice folder and never execute strings stored in evidence.</w:t>
+      </w:r>
+    </w:p>
+    <w:p>
+      <w:pPr>
+        <w:keepNext/>
+        <w:spacing w:before="60" w:after="0" w:line="240" w:lineRule="auto"/>
+      </w:pPr>
+      <w:r>
+        <w:rPr>
+          <w:rFonts w:ascii="Comic Neue" w:hAnsi="Comic Neue" w:eastAsia="Comic Neue"/>
+          <w:b/>
+          <w:i w:val="0"/>
+          <w:color w:val="007B89"/>
+          <w:sz w:val="16"/>
+        </w:rPr>
+        <w:t xml:space="preserve">PYTHON / BASELINE RUN  </w:t>
+      </w:r>
+    </w:p>
+    <w:tbl>
+      <w:tblPr>
+        <w:tblW w:type="auto" w:w="0"/>
+        <w:jc w:val="center"/>
+        <w:tblLook w:firstColumn="1" w:firstRow="1" w:lastColumn="0" w:lastRow="0" w:noHBand="0" w:noVBand="1" w:val="04A0"/>
+      </w:tblPr>
+      <w:tblGrid>
+        <w:gridCol w:w="10080"/>
+      </w:tblGrid>
+      <w:tr>
+        <w:tc>
+          <w:tcPr>
+            <w:tcW w:type="dxa" w:w="10080"/>
+            <w:shd w:fill="EEF5FA"/>
+            <w:tcMar>
+              <w:top w:w="55" w:type="dxa"/>
+              <w:start w:w="110" w:type="dxa"/>
+              <w:bottom w:w="55" w:type="dxa"/>
+              <w:end w:w="110" w:type="dxa"/>
+            </w:tcMar>
+          </w:tcPr>
+          <w:p>
+            <w:pPr>
+              <w:spacing w:before="0" w:after="0" w:line="240" w:lineRule="auto"/>
+            </w:pPr>
+            <w:r>
+              <w:rPr>
+                <w:rFonts w:ascii="DejaVu Sans Mono" w:hAnsi="DejaVu Sans Mono" w:eastAsia="DejaVu Sans Mono"/>
+                <w:b w:val="0"/>
+                <w:i w:val="0"/>
+                <w:color w:val="172E45"/>
+                <w:sz w:val="16"/>
+              </w:rPr>
+              <w:t>python .\evaluate-detection-cases.py .\detection-evaluation-cases.csv</w:t>
+            </w:r>
+          </w:p>
+        </w:tc>
+      </w:tr>
+    </w:tbl>
+    <w:p>
+      <w:pPr>
+        <w:spacing w:before="0" w:after="60" w:line="240" w:lineRule="auto"/>
+      </w:pPr>
+      <w:r>
+        <w:rPr>
+          <w:rFonts w:ascii="Comic Neue" w:hAnsi="Comic Neue" w:eastAsia="Comic Neue"/>
+          <w:b w:val="0"/>
+          <w:i/>
+          <w:color w:val="5D6E80"/>
+          <w:sz w:val="17"/>
+        </w:rPr>
+        <w:t>Save the original result before changing the detection logic.</w:t>
+      </w:r>
+    </w:p>
+    <w:p>
+      <w:pPr>
+        <w:keepNext/>
+        <w:spacing w:before="60" w:after="0" w:line="240" w:lineRule="auto"/>
+      </w:pPr>
+      <w:r>
+        <w:rPr>
+          <w:rFonts w:ascii="Comic Neue" w:hAnsi="Comic Neue" w:eastAsia="Comic Neue"/>
+          <w:b/>
+          <w:i w:val="0"/>
+          <w:color w:val="007B89"/>
+          <w:sz w:val="16"/>
+        </w:rPr>
+        <w:t xml:space="preserve">POWERSHELL / INSPECT PROCESS VARIANTS  </w:t>
+      </w:r>
+    </w:p>
+    <w:tbl>
+      <w:tblPr>
+        <w:tblW w:type="auto" w:w="0"/>
+        <w:jc w:val="center"/>
+        <w:tblLook w:firstColumn="1" w:firstRow="1" w:lastColumn="0" w:lastRow="0" w:noHBand="0" w:noVBand="1" w:val="04A0"/>
+      </w:tblPr>
+      <w:tblGrid>
+        <w:gridCol w:w="10080"/>
+      </w:tblGrid>
+      <w:tr>
+        <w:tc>
+          <w:tcPr>
+            <w:tcW w:type="dxa" w:w="10080"/>
+            <w:shd w:fill="EEF5FA"/>
+            <w:tcMar>
+              <w:top w:w="55" w:type="dxa"/>
+              <w:start w:w="110" w:type="dxa"/>
+              <w:bottom w:w="55" w:type="dxa"/>
+              <w:end w:w="110" w:type="dxa"/>
+            </w:tcMar>
+          </w:tcPr>
+          <w:p>
+            <w:pPr>
+              <w:spacing w:before="0" w:after="0" w:line="240" w:lineRule="auto"/>
+            </w:pPr>
+            <w:r>
+              <w:rPr>
+                <w:rFonts w:ascii="DejaVu Sans Mono" w:hAnsi="DejaVu Sans Mono" w:eastAsia="DejaVu Sans Mono"/>
+                <w:b w:val="0"/>
+                <w:i w:val="0"/>
+                <w:color w:val="172E45"/>
+                <w:sz w:val="16"/>
+              </w:rPr>
+              <w:t>Import-Csv .\detection-evaluation-cases.csv | Group-Object process | Select-Object Name,Count</w:t>
+            </w:r>
+          </w:p>
+        </w:tc>
+      </w:tr>
+    </w:tbl>
+    <w:p>
+      <w:pPr>
+        <w:spacing w:before="0" w:after="60" w:line="240" w:lineRule="auto"/>
+      </w:pPr>
+      <w:r>
+        <w:rPr>
+          <w:rFonts w:ascii="Comic Neue" w:hAnsi="Comic Neue" w:eastAsia="Comic Neue"/>
+          <w:b w:val="0"/>
+          <w:i/>
+          <w:color w:val="5D6E80"/>
+          <w:sz w:val="17"/>
+        </w:rPr>
+        <w:t>Find which process names are included in the test set.</w:t>
+      </w:r>
+    </w:p>
+    <w:p>
+      <w:pPr>
+        <w:keepNext/>
+        <w:spacing w:before="60" w:after="0" w:line="240" w:lineRule="auto"/>
+      </w:pPr>
+      <w:r>
+        <w:rPr>
+          <w:rFonts w:ascii="Comic Neue" w:hAnsi="Comic Neue" w:eastAsia="Comic Neue"/>
+          <w:b/>
+          <w:i w:val="0"/>
+          <w:color w:val="007B89"/>
+          <w:sz w:val="16"/>
+        </w:rPr>
+        <w:t xml:space="preserve">POWERSHELL / REVIEW FALSE POSITIVES  </w:t>
+      </w:r>
+    </w:p>
+    <w:tbl>
+      <w:tblPr>
+        <w:tblW w:type="auto" w:w="0"/>
+        <w:jc w:val="center"/>
+        <w:tblLook w:firstColumn="1" w:firstRow="1" w:lastColumn="0" w:lastRow="0" w:noHBand="0" w:noVBand="1" w:val="04A0"/>
+      </w:tblPr>
+      <w:tblGrid>
+        <w:gridCol w:w="10080"/>
+      </w:tblGrid>
+      <w:tr>
+        <w:tc>
+          <w:tcPr>
+            <w:tcW w:type="dxa" w:w="10080"/>
+            <w:shd w:fill="EEF5FA"/>
+            <w:tcMar>
+              <w:top w:w="55" w:type="dxa"/>
+              <w:start w:w="110" w:type="dxa"/>
+              <w:bottom w:w="55" w:type="dxa"/>
+              <w:end w:w="110" w:type="dxa"/>
+            </w:tcMar>
+          </w:tcPr>
+          <w:p>
+            <w:pPr>
+              <w:spacing w:before="0" w:after="0" w:line="240" w:lineRule="auto"/>
+            </w:pPr>
+            <w:r>
+              <w:rPr>
+                <w:rFonts w:ascii="DejaVu Sans Mono" w:hAnsi="DejaVu Sans Mono" w:eastAsia="DejaVu Sans Mono"/>
+                <w:b w:val="0"/>
+                <w:i w:val="0"/>
+                <w:color w:val="172E45"/>
+                <w:sz w:val="16"/>
+              </w:rPr>
+              <w:t>Import-Csv .\detection-evaluation-cases.csv | Where-Object {$_.activity_label -eq 'benign'} | Format-Table case_id,process,command_line -AutoSize</w:t>
+            </w:r>
+          </w:p>
+        </w:tc>
+      </w:tr>
+    </w:tbl>
+    <w:p>
+      <w:pPr>
+        <w:spacing w:before="0" w:after="60" w:line="240" w:lineRule="auto"/>
+      </w:pPr>
+      <w:r>
+        <w:rPr>
+          <w:rFonts w:ascii="Comic Neue" w:hAnsi="Comic Neue" w:eastAsia="Comic Neue"/>
+          <w:b w:val="0"/>
+          <w:i/>
+          <w:color w:val="5D6E80"/>
+          <w:sz w:val="17"/>
+        </w:rPr>
+        <w:t>Read benign cases that a broad rule might match. Do not execute command_line values.</w:t>
+      </w:r>
+    </w:p>
+    <w:p>
+      <w:pPr>
+        <w:keepNext/>
+        <w:spacing w:before="60" w:after="0" w:line="240" w:lineRule="auto"/>
+      </w:pPr>
+      <w:r>
+        <w:rPr>
+          <w:rFonts w:ascii="Comic Neue" w:hAnsi="Comic Neue" w:eastAsia="Comic Neue"/>
+          <w:b/>
+          <w:i w:val="0"/>
+          <w:color w:val="007B89"/>
+          <w:sz w:val="16"/>
+        </w:rPr>
+        <w:t xml:space="preserve">YARA / INSPECT INSTALLED TOOL  </w:t>
+      </w:r>
+    </w:p>
+    <w:tbl>
+      <w:tblPr>
+        <w:tblW w:type="auto" w:w="0"/>
+        <w:jc w:val="center"/>
+        <w:tblLook w:firstColumn="1" w:firstRow="1" w:lastColumn="0" w:lastRow="0" w:noHBand="0" w:noVBand="1" w:val="04A0"/>
+      </w:tblPr>
+      <w:tblGrid>
+        <w:gridCol w:w="10080"/>
+      </w:tblGrid>
+      <w:tr>
+        <w:tc>
+          <w:tcPr>
+            <w:tcW w:type="dxa" w:w="10080"/>
+            <w:shd w:fill="EEF5FA"/>
+            <w:tcMar>
+              <w:top w:w="55" w:type="dxa"/>
+              <w:start w:w="110" w:type="dxa"/>
+              <w:bottom w:w="55" w:type="dxa"/>
+              <w:end w:w="110" w:type="dxa"/>
+            </w:tcMar>
+          </w:tcPr>
+          <w:p>
+            <w:pPr>
+              <w:spacing w:before="0" w:after="0" w:line="240" w:lineRule="auto"/>
+            </w:pPr>
+            <w:r>
+              <w:rPr>
+                <w:rFonts w:ascii="DejaVu Sans Mono" w:hAnsi="DejaVu Sans Mono" w:eastAsia="DejaVu Sans Mono"/>
+                <w:b w:val="0"/>
+                <w:i w:val="0"/>
+                <w:color w:val="172E45"/>
+                <w:sz w:val="16"/>
+              </w:rPr>
+              <w:t>yara --version</w:t>
+            </w:r>
+          </w:p>
+        </w:tc>
+      </w:tr>
+    </w:tbl>
+    <w:p>
+      <w:pPr>
+        <w:spacing w:before="0" w:after="60" w:line="240" w:lineRule="auto"/>
+      </w:pPr>
+      <w:r>
+        <w:rPr>
+          <w:rFonts w:ascii="Comic Neue" w:hAnsi="Comic Neue" w:eastAsia="Comic Neue"/>
+          <w:b w:val="0"/>
+          <w:i/>
+          <w:color w:val="5D6E80"/>
+          <w:sz w:val="17"/>
+        </w:rPr>
+        <w:t>Confirm YARA is installed before using the provider’s sample set.</w:t>
+      </w:r>
+    </w:p>
+    <w:p>
+      <w:pPr>
+        <w:keepNext/>
+        <w:spacing w:before="60" w:after="0" w:line="240" w:lineRule="auto"/>
+      </w:pPr>
+      <w:r>
+        <w:rPr>
+          <w:rFonts w:ascii="Comic Neue" w:hAnsi="Comic Neue" w:eastAsia="Comic Neue"/>
+          <w:b/>
+          <w:i w:val="0"/>
+          <w:color w:val="007B89"/>
+          <w:sz w:val="16"/>
+        </w:rPr>
+        <w:t xml:space="preserve">YARA / SCAN ONLY SUPPLIED FIXTURES  </w:t>
+      </w:r>
+    </w:p>
+    <w:tbl>
+      <w:tblPr>
+        <w:tblW w:type="auto" w:w="0"/>
+        <w:jc w:val="center"/>
+        <w:tblLook w:firstColumn="1" w:firstRow="1" w:lastColumn="0" w:lastRow="0" w:noHBand="0" w:noVBand="1" w:val="04A0"/>
+      </w:tblPr>
+      <w:tblGrid>
+        <w:gridCol w:w="10080"/>
+      </w:tblGrid>
+      <w:tr>
+        <w:tc>
+          <w:tcPr>
+            <w:tcW w:type="dxa" w:w="10080"/>
+            <w:shd w:fill="EEF5FA"/>
+            <w:tcMar>
+              <w:top w:w="55" w:type="dxa"/>
+              <w:start w:w="110" w:type="dxa"/>
+              <w:bottom w:w="55" w:type="dxa"/>
+              <w:end w:w="110" w:type="dxa"/>
+            </w:tcMar>
+          </w:tcPr>
+          <w:p>
+            <w:pPr>
+              <w:spacing w:before="0" w:after="0" w:line="240" w:lineRule="auto"/>
+            </w:pPr>
+            <w:r>
+              <w:rPr>
+                <w:rFonts w:ascii="DejaVu Sans Mono" w:hAnsi="DejaVu Sans Mono" w:eastAsia="DejaVu Sans Mono"/>
+                <w:b w:val="0"/>
+                <w:i w:val="0"/>
+                <w:color w:val="172E45"/>
+                <w:sz w:val="16"/>
+              </w:rPr>
+              <w:t>yara .\training-marker.yar .\training-fixtures\</w:t>
+            </w:r>
+          </w:p>
+        </w:tc>
+      </w:tr>
+    </w:tbl>
+    <w:p>
+      <w:pPr>
+        <w:spacing w:before="0" w:after="60" w:line="240" w:lineRule="auto"/>
+      </w:pPr>
+      <w:r>
+        <w:rPr>
+          <w:rFonts w:ascii="Comic Neue" w:hAnsi="Comic Neue" w:eastAsia="Comic Neue"/>
+          <w:b w:val="0"/>
+          <w:i/>
+          <w:color w:val="5D6E80"/>
+          <w:sz w:val="17"/>
+        </w:rPr>
+        <w:t>Example pattern only: use the rule and directory names supplied by the assigned lab; never aim a test rule at arbitrary system directories.</w:t>
+      </w:r>
+    </w:p>
+    <w:tbl>
+      <w:tblPr>
+        <w:tblW w:type="auto" w:w="0"/>
+        <w:jc w:val="center"/>
+        <w:tblLayout w:type="autofit"/>
+        <w:tblLook w:firstColumn="1" w:firstRow="1" w:lastColumn="0" w:lastRow="0" w:noHBand="0" w:noVBand="1" w:val="04A0"/>
+      </w:tblPr>
+      <w:tblGrid>
+        <w:gridCol w:w="10080"/>
+      </w:tblGrid>
+      <w:tr>
+        <w:tc>
+          <w:tcPr>
+            <w:tcW w:type="dxa" w:w="10080"/>
+            <w:shd w:fill="E4F0FF"/>
+            <w:tcMar>
+              <w:top w:w="90" w:type="dxa"/>
+              <w:start w:w="150" w:type="dxa"/>
+              <w:bottom w:w="90" w:type="dxa"/>
+              <w:end w:w="150" w:type="dxa"/>
+            </w:tcMar>
+          </w:tcPr>
+          <w:p>
+            <w:pPr>
+              <w:spacing w:before="0" w:after="0" w:line="240" w:lineRule="auto"/>
+            </w:pPr>
+            <w:r>
+              <w:rPr>
+                <w:rFonts w:ascii="Comic Neue" w:hAnsi="Comic Neue" w:eastAsia="Comic Neue"/>
+                <w:b/>
+                <w:i/>
+                <w:color w:val="275D9B"/>
+                <w:sz w:val="18"/>
+              </w:rPr>
+              <w:t xml:space="preserve">COMMAND HABIT  </w:t>
+            </w:r>
+            <w:r>
+              <w:rPr>
+                <w:rFonts w:ascii="Comic Neue" w:hAnsi="Comic Neue" w:eastAsia="Comic Neue"/>
+                <w:b w:val="0"/>
+                <w:i w:val="0"/>
+                <w:color w:val="2F3E50"/>
+                <w:sz w:val="18"/>
+              </w:rPr>
+              <w:t>Check the current working directory, shell, target, and expected effect before pressing Enter. Save the exact command and the output that mattered.</w:t>
+            </w:r>
+          </w:p>
+        </w:tc>
+      </w:tr>
+    </w:tbl>
+    <w:p>
+      <w:pPr>
+        <w:spacing w:after="0"/>
+      </w:pPr>
+    </w:p>
+    <w:p>
+      <w:pPr>
+        <w:pageBreakBefore/>
+        <w:spacing w:before="0" w:after="20" w:line="240" w:lineRule="auto"/>
+        <w:jc w:val="right"/>
+      </w:pPr>
+      <w:r>
+        <w:rPr>
+          <w:rFonts w:ascii="Comic Neue" w:hAnsi="Comic Neue" w:eastAsia="Comic Neue"/>
+          <w:b/>
+          <w:i/>
+          <w:color w:val="688097"/>
+          <w:sz w:val="15"/>
+        </w:rPr>
+        <w:t>RUN THE EXERCISE - RECORD WHAT THE EVIDENCE REALLY SHOWS</w:t>
+      </w:r>
+    </w:p>
+    <w:p>
+      <w:pPr>
+        <w:keepNext/>
+        <w:spacing w:before="100" w:after="80" w:line="240" w:lineRule="auto"/>
+      </w:pPr>
+      <w:r>
+        <w:rPr>
+          <w:rFonts w:ascii="Comic Neue" w:hAnsi="Comic Neue" w:eastAsia="Comic Neue"/>
+          <w:b/>
+          <w:i/>
+          <w:color w:val="087F8C"/>
+          <w:sz w:val="34"/>
+        </w:rPr>
+        <w:t>Guided lab run</w:t>
+      </w:r>
+    </w:p>
+    <w:p>
+      <w:pPr>
+        <w:pStyle w:val="ListBullet"/>
+        <w:spacing w:before="0" w:after="40" w:line="240" w:lineRule="auto"/>
+      </w:pPr>
+      <w:r>
+        <w:rPr>
+          <w:rFonts w:ascii="Comic Neue" w:hAnsi="Comic Neue" w:eastAsia="Comic Neue"/>
+          <w:b w:val="0"/>
+          <w:i w:val="0"/>
+          <w:color w:val="283A50"/>
+          <w:sz w:val="19"/>
+        </w:rPr>
+        <w:t>1. Open the direct YARA or Sigma challenge and read the required tool list.</w:t>
+      </w:r>
+    </w:p>
+    <w:p>
+      <w:pPr>
+        <w:pStyle w:val="ListBullet"/>
+        <w:spacing w:before="0" w:after="40" w:line="240" w:lineRule="auto"/>
+      </w:pPr>
+      <w:r>
+        <w:rPr>
+          <w:rFonts w:ascii="Comic Neue" w:hAnsi="Comic Neue" w:eastAsia="Comic Neue"/>
+          <w:b w:val="0"/>
+          <w:i w:val="0"/>
+          <w:color w:val="283A50"/>
+          <w:sz w:val="19"/>
+        </w:rPr>
+        <w:t>2. Record the rule’s original purpose, log source, fields, and expected activity before editing it.</w:t>
+      </w:r>
+    </w:p>
+    <w:p>
+      <w:pPr>
+        <w:pStyle w:val="ListBullet"/>
+        <w:spacing w:before="0" w:after="40" w:line="240" w:lineRule="auto"/>
+      </w:pPr>
+      <w:r>
+        <w:rPr>
+          <w:rFonts w:ascii="Comic Neue" w:hAnsi="Comic Neue" w:eastAsia="Comic Neue"/>
+          <w:b w:val="0"/>
+          <w:i w:val="0"/>
+          <w:color w:val="283A50"/>
+          <w:sz w:val="19"/>
+        </w:rPr>
+        <w:t>3. Run the baseline evaluator against the unchanged sample CSV.</w:t>
+      </w:r>
+    </w:p>
+    <w:p>
+      <w:pPr>
+        <w:pStyle w:val="ListBullet"/>
+        <w:spacing w:before="0" w:after="40" w:line="240" w:lineRule="auto"/>
+      </w:pPr>
+      <w:r>
+        <w:rPr>
+          <w:rFonts w:ascii="Comic Neue" w:hAnsi="Comic Neue" w:eastAsia="Comic Neue"/>
+          <w:b w:val="0"/>
+          <w:i w:val="0"/>
+          <w:color w:val="283A50"/>
+          <w:sz w:val="19"/>
+        </w:rPr>
+        <w:t>4. Make one controlled change (for example, add a known benign exclusion or document a missing process variant), then re-run.</w:t>
+      </w:r>
+    </w:p>
+    <w:p>
+      <w:pPr>
+        <w:pStyle w:val="ListBullet"/>
+        <w:spacing w:before="0" w:after="40" w:line="240" w:lineRule="auto"/>
+      </w:pPr>
+      <w:r>
+        <w:rPr>
+          <w:rFonts w:ascii="Comic Neue" w:hAnsi="Comic Neue" w:eastAsia="Comic Neue"/>
+          <w:b w:val="0"/>
+          <w:i w:val="0"/>
+          <w:color w:val="283A50"/>
+          <w:sz w:val="19"/>
+        </w:rPr>
+        <w:t>5. Compare each confusion-matrix count and include a short rationale for any increase in false positives or false negatives.</w:t>
+      </w:r>
+    </w:p>
+    <w:p>
+      <w:pPr>
+        <w:keepNext/>
+        <w:spacing w:before="40" w:after="80" w:line="240" w:lineRule="auto"/>
+      </w:pPr>
+      <w:r>
+        <w:rPr>
+          <w:rFonts w:ascii="Comic Neue" w:hAnsi="Comic Neue" w:eastAsia="Comic Neue"/>
+          <w:b/>
+          <w:i/>
+          <w:color w:val="B34778"/>
+          <w:sz w:val="25"/>
+        </w:rPr>
+        <w:t>Evidence checklist</w:t>
+      </w:r>
+    </w:p>
+    <w:p>
+      <w:pPr>
+        <w:pStyle w:val="ListBullet"/>
+        <w:spacing w:before="0" w:after="40" w:line="240" w:lineRule="auto"/>
+      </w:pPr>
+      <w:r>
+        <w:rPr>
+          <w:rFonts w:ascii="Comic Neue" w:hAnsi="Comic Neue" w:eastAsia="Comic Neue"/>
+          <w:b w:val="0"/>
+          <w:i w:val="0"/>
+          <w:color w:val="283A50"/>
+          <w:sz w:val="19"/>
+        </w:rPr>
+        <w:t>[ ] What exact lab instance or sample file was used?</w:t>
+      </w:r>
+    </w:p>
+    <w:p>
+      <w:pPr>
+        <w:pStyle w:val="ListBullet"/>
+        <w:spacing w:before="0" w:after="40" w:line="240" w:lineRule="auto"/>
+      </w:pPr>
+      <w:r>
+        <w:rPr>
+          <w:rFonts w:ascii="Comic Neue" w:hAnsi="Comic Neue" w:eastAsia="Comic Neue"/>
+          <w:b w:val="0"/>
+          <w:i w:val="0"/>
+          <w:color w:val="283A50"/>
+          <w:sz w:val="19"/>
+        </w:rPr>
+        <w:t>[ ] Which command/query and time range produced the observation?</w:t>
+      </w:r>
+    </w:p>
+    <w:p>
+      <w:pPr>
+        <w:pStyle w:val="ListBullet"/>
+        <w:spacing w:before="0" w:after="40" w:line="240" w:lineRule="auto"/>
+      </w:pPr>
+      <w:r>
+        <w:rPr>
+          <w:rFonts w:ascii="Comic Neue" w:hAnsi="Comic Neue" w:eastAsia="Comic Neue"/>
+          <w:b w:val="0"/>
+          <w:i w:val="0"/>
+          <w:color w:val="283A50"/>
+          <w:sz w:val="19"/>
+        </w:rPr>
+        <w:t>[ ] What is the directly observed fact, separate from your inference?</w:t>
+      </w:r>
+    </w:p>
+    <w:p>
+      <w:pPr>
+        <w:pStyle w:val="ListBullet"/>
+        <w:spacing w:before="0" w:after="40" w:line="240" w:lineRule="auto"/>
+      </w:pPr>
+      <w:r>
+        <w:rPr>
+          <w:rFonts w:ascii="Comic Neue" w:hAnsi="Comic Neue" w:eastAsia="Comic Neue"/>
+          <w:b w:val="0"/>
+          <w:i w:val="0"/>
+          <w:color w:val="283A50"/>
+          <w:sz w:val="19"/>
+        </w:rPr>
+        <w:t>[ ] What benign/alternative explanation could fit?</w:t>
+      </w:r>
+    </w:p>
+    <w:p>
+      <w:pPr>
+        <w:pStyle w:val="ListBullet"/>
+        <w:spacing w:before="0" w:after="40" w:line="240" w:lineRule="auto"/>
+      </w:pPr>
+      <w:r>
+        <w:rPr>
+          <w:rFonts w:ascii="Comic Neue" w:hAnsi="Comic Neue" w:eastAsia="Comic Neue"/>
+          <w:b w:val="0"/>
+          <w:i w:val="0"/>
+          <w:color w:val="283A50"/>
+          <w:sz w:val="19"/>
+        </w:rPr>
+        <w:t>[ ] What extra record or control would help confirm the conclusion?</w:t>
+      </w:r>
+    </w:p>
+    <w:p>
+      <w:pPr>
+        <w:keepNext/>
+        <w:spacing w:before="40" w:after="80" w:line="240" w:lineRule="auto"/>
+      </w:pPr>
+      <w:r>
+        <w:rPr>
+          <w:rFonts w:ascii="Comic Neue" w:hAnsi="Comic Neue" w:eastAsia="Comic Neue"/>
+          <w:b/>
+          <w:i/>
+          <w:color w:val="B34778"/>
+          <w:sz w:val="25"/>
+        </w:rPr>
+        <w:t>Check your understanding</w:t>
+      </w:r>
+    </w:p>
+    <w:p>
+      <w:pPr>
+        <w:keepNext/>
+        <w:spacing w:before="40" w:after="20" w:line="240" w:lineRule="auto"/>
+      </w:pPr>
+      <w:r>
+        <w:rPr>
+          <w:rFonts w:ascii="Comic Neue" w:hAnsi="Comic Neue" w:eastAsia="Comic Neue"/>
+          <w:b/>
+          <w:i/>
+          <w:color w:val="B34778"/>
+          <w:sz w:val="19"/>
+        </w:rPr>
+        <w:t>Q  Why is a single-change experiment easier to explain?</w:t>
+      </w:r>
+    </w:p>
+    <w:p>
+      <w:pPr>
+        <w:spacing w:before="0" w:after="60" w:line="240" w:lineRule="auto"/>
+      </w:pPr>
+      <w:r>
+        <w:rPr>
+          <w:rFonts w:ascii="Comic Neue" w:hAnsi="Comic Neue" w:eastAsia="Comic Neue"/>
+          <w:b w:val="0"/>
+          <w:i w:val="0"/>
+          <w:color w:val="263D52"/>
+          <w:sz w:val="18"/>
+        </w:rPr>
+        <w:t>Think it through: It makes the effect of that change easier to attribute and reproduce.</w:t>
+      </w:r>
+    </w:p>
+    <w:p>
+      <w:pPr>
+        <w:keepNext/>
+        <w:spacing w:before="40" w:after="20" w:line="240" w:lineRule="auto"/>
+      </w:pPr>
+      <w:r>
+        <w:rPr>
+          <w:rFonts w:ascii="Comic Neue" w:hAnsi="Comic Neue" w:eastAsia="Comic Neue"/>
+          <w:b/>
+          <w:i/>
+          <w:color w:val="B34778"/>
+          <w:sz w:val="19"/>
+        </w:rPr>
+        <w:t>Q  Can YARA prove a file is malicious from one string match?</w:t>
+      </w:r>
+    </w:p>
+    <w:p>
+      <w:pPr>
+        <w:spacing w:before="0" w:after="60" w:line="240" w:lineRule="auto"/>
+      </w:pPr>
+      <w:r>
+        <w:rPr>
+          <w:rFonts w:ascii="Comic Neue" w:hAnsi="Comic Neue" w:eastAsia="Comic Neue"/>
+          <w:b w:val="0"/>
+          <w:i w:val="0"/>
+          <w:color w:val="263D52"/>
+          <w:sz w:val="18"/>
+        </w:rPr>
+        <w:t>Think it through: No. A match is a clue; inspect file context, source, signatures, hashes, and other evidence.</w:t>
+      </w:r>
+    </w:p>
+    <w:p>
+      <w:pPr>
+        <w:keepNext/>
+        <w:spacing w:before="40" w:after="20" w:line="240" w:lineRule="auto"/>
+      </w:pPr>
+      <w:r>
+        <w:rPr>
+          <w:rFonts w:ascii="Comic Neue" w:hAnsi="Comic Neue" w:eastAsia="Comic Neue"/>
+          <w:b/>
+          <w:i/>
+          <w:color w:val="B34778"/>
+          <w:sz w:val="19"/>
+        </w:rPr>
+        <w:t>Q  What needs to accompany the final tuned rule?</w:t>
+      </w:r>
+    </w:p>
+    <w:p>
+      <w:pPr>
+        <w:spacing w:before="0" w:after="60" w:line="240" w:lineRule="auto"/>
+      </w:pPr>
+      <w:r>
+        <w:rPr>
+          <w:rFonts w:ascii="Comic Neue" w:hAnsi="Comic Neue" w:eastAsia="Comic Neue"/>
+          <w:b w:val="0"/>
+          <w:i w:val="0"/>
+          <w:color w:val="263D52"/>
+          <w:sz w:val="18"/>
+        </w:rPr>
+        <w:t>Think it through: Log source, required fields, test corpus version, metrics, exclusions, false-positive notes, and limitations.</w:t>
+      </w:r>
+    </w:p>
+    <w:tbl>
+      <w:tblPr>
+        <w:tblW w:type="auto" w:w="0"/>
+        <w:jc w:val="center"/>
+        <w:tblLayout w:type="autofit"/>
+        <w:tblLook w:firstColumn="1" w:firstRow="1" w:lastColumn="0" w:lastRow="0" w:noHBand="0" w:noVBand="1" w:val="04A0"/>
+      </w:tblPr>
+      <w:tblGrid>
+        <w:gridCol w:w="10080"/>
+      </w:tblGrid>
+      <w:tr>
+        <w:tc>
+          <w:tcPr>
+            <w:tcW w:type="dxa" w:w="10080"/>
+            <w:shd w:fill="FFF1C9"/>
+            <w:tcMar>
+              <w:top w:w="90" w:type="dxa"/>
+              <w:start w:w="150" w:type="dxa"/>
+              <w:bottom w:w="90" w:type="dxa"/>
+              <w:end w:w="150" w:type="dxa"/>
+            </w:tcMar>
+          </w:tcPr>
+          <w:p>
+            <w:pPr>
+              <w:spacing w:before="0" w:after="0" w:line="240" w:lineRule="auto"/>
+            </w:pPr>
+            <w:r>
+              <w:rPr>
+                <w:rFonts w:ascii="Comic Neue" w:hAnsi="Comic Neue" w:eastAsia="Comic Neue"/>
+                <w:b/>
+                <w:i/>
+                <w:color w:val="8A5A00"/>
+                <w:sz w:val="18"/>
+              </w:rPr>
+              <w:t xml:space="preserve">NOTEBOOK CLOSE-OUT  </w:t>
+            </w:r>
+            <w:r>
+              <w:rPr>
+                <w:rFonts w:ascii="Comic Neue" w:hAnsi="Comic Neue" w:eastAsia="Comic Neue"/>
+                <w:b w:val="0"/>
+                <w:i w:val="0"/>
+                <w:color w:val="2F3E50"/>
+                <w:sz w:val="18"/>
+              </w:rPr>
+              <w:t>Finish with: Observation / Evidence source / Why it matters / Alternative explanation / Next check / Limitation. A careful “not enough evidence yet” is a valid professional result.</w:t>
+            </w:r>
+          </w:p>
+        </w:tc>
+      </w:tr>
+    </w:tbl>
+    <w:p>
+      <w:pPr>
+        <w:spacing w:after="0"/>
+      </w:pPr>
+    </w:p>
     <w:sectPr>
       <w:headerReference w:type="default" r:id="rId9"/>
       <w:footerReference w:type="default" r:id="rId10"/>
